--- a/IQOQDQ/OQ_HMI/Machine type/VI 10/View_SettingsView_V0154_30_MonAddOnCodeView.docx
+++ b/IQOQDQ/OQ_HMI/Machine type/VI 10/View_SettingsView_V0154_30_MonAddOnCodeView.docx
@@ -128,34 +128,47 @@
                 <w:noProof/>
               </w:rPr>
               <w:drawing>
-                <wp:inline distT="0" distB="0" distL="0" distR="0" wp14:anchorId="2223EFB4" wp14:editId="57AF9C57">
-                  <wp:extent cx="5987088" cy="3364991"/>
-                  <wp:effectExtent l="0" t="0" r="0" b="0"/>
-                  <wp:docPr id="59" name="Image 59"/>
+                <wp:inline distT="0" distB="0" distL="0" distR="0" wp14:anchorId="0045806B" wp14:editId="3E3778BE">
+                  <wp:extent cx="5972175" cy="3357880"/>
+                  <wp:effectExtent l="0" t="0" r="9525" b="0"/>
+                  <wp:docPr id="1019546627" name="Picture 1"/>
                   <wp:cNvGraphicFramePr>
-                    <a:graphicFrameLocks xmlns:a="http://schemas.openxmlformats.org/drawingml/2006/main"/>
+                    <a:graphicFrameLocks xmlns:a="http://schemas.openxmlformats.org/drawingml/2006/main" noChangeAspect="1"/>
                   </wp:cNvGraphicFramePr>
                   <a:graphic xmlns:a="http://schemas.openxmlformats.org/drawingml/2006/main">
                     <a:graphicData uri="http://schemas.openxmlformats.org/drawingml/2006/picture">
                       <pic:pic xmlns:pic="http://schemas.openxmlformats.org/drawingml/2006/picture">
                         <pic:nvPicPr>
-                          <pic:cNvPr id="59" name="Image 59"/>
-                          <pic:cNvPicPr/>
+                          <pic:cNvPr id="0" name="Picture 1"/>
+                          <pic:cNvPicPr>
+                            <a:picLocks noChangeAspect="1" noChangeArrowheads="1"/>
+                          </pic:cNvPicPr>
                         </pic:nvPicPr>
                         <pic:blipFill>
-                          <a:blip r:embed="rId5" cstate="print"/>
+                          <a:blip r:embed="rId5">
+                            <a:extLst>
+                              <a:ext uri="{28A0092B-C50C-407E-A947-70E740481C1C}">
+                                <a14:useLocalDpi xmlns:a14="http://schemas.microsoft.com/office/drawing/2010/main" val="0"/>
+                              </a:ext>
+                            </a:extLst>
+                          </a:blip>
+                          <a:srcRect/>
                           <a:stretch>
                             <a:fillRect/>
                           </a:stretch>
                         </pic:blipFill>
-                        <pic:spPr>
+                        <pic:spPr bwMode="auto">
                           <a:xfrm>
                             <a:off x="0" y="0"/>
-                            <a:ext cx="5987088" cy="3364991"/>
+                            <a:ext cx="5972175" cy="3357880"/>
                           </a:xfrm>
                           <a:prstGeom prst="rect">
                             <a:avLst/>
                           </a:prstGeom>
+                          <a:noFill/>
+                          <a:ln>
+                            <a:noFill/>
+                          </a:ln>
                         </pic:spPr>
                       </pic:pic>
                     </a:graphicData>
@@ -453,153 +466,6 @@
             <w:noWrap/>
             <w:vAlign w:val="center"/>
             <w:hideMark/>
-          </w:tcPr>
-          <w:p>
-            <w:pPr>
-              <w:rPr>
-                <w:rFonts w:cs="Arial"/>
-                <w:szCs w:val="20"/>
-              </w:rPr>
-            </w:pPr>
-          </w:p>
-        </w:tc>
-      </w:tr>
-      <w:tr>
-        <w:trPr>
-          <w:cantSplit/>
-          <w:trHeight w:val="426"/>
-        </w:trPr>
-        <w:tc>
-          <w:tcPr>
-            <w:tcW w:w="2886" w:type="dxa"/>
-            <w:tcBorders>
-              <w:top w:val="single" w:sz="4" w:space="0" w:color="auto"/>
-              <w:left w:val="single" w:sz="4" w:space="0" w:color="auto"/>
-              <w:bottom w:val="single" w:sz="4" w:space="0" w:color="auto"/>
-              <w:right w:val="single" w:sz="4" w:space="0" w:color="auto"/>
-            </w:tcBorders>
-            <w:noWrap/>
-          </w:tcPr>
-          <w:p>
-            <w:pPr>
-              <w:pStyle w:val="Testnummer"/>
-              <w:rPr>
-                <w:lang w:val="en-US"/>
-              </w:rPr>
-            </w:pPr>
-            <w:r>
-              <w:t>Consecutive</w:t>
-            </w:r>
-            <w:r>
-              <w:rPr>
-                <w:spacing w:val="-14"/>
-              </w:rPr>
-              <w:t xml:space="preserve"> </w:t>
-            </w:r>
-            <w:r>
-              <w:rPr>
-                <w:spacing w:val="-2"/>
-              </w:rPr>
-              <w:t>fault</w:t>
-            </w:r>
-          </w:p>
-        </w:tc>
-        <w:tc>
-          <w:tcPr>
-            <w:tcW w:w="1619" w:type="dxa"/>
-            <w:tcBorders>
-              <w:top w:val="single" w:sz="4" w:space="0" w:color="auto"/>
-              <w:left w:val="nil"/>
-              <w:bottom w:val="single" w:sz="4" w:space="0" w:color="auto"/>
-              <w:right w:val="single" w:sz="4" w:space="0" w:color="auto"/>
-            </w:tcBorders>
-          </w:tcPr>
-          <w:p>
-            <w:pPr>
-              <w:rPr>
-                <w:rFonts w:cs="Arial"/>
-                <w:szCs w:val="20"/>
-              </w:rPr>
-            </w:pPr>
-            <w:r>
-              <w:t>1</w:t>
-            </w:r>
-            <w:r>
-              <w:rPr>
-                <w:spacing w:val="-3"/>
-              </w:rPr>
-              <w:t xml:space="preserve"> </w:t>
-            </w:r>
-            <w:r>
-              <w:t>…</w:t>
-            </w:r>
-            <w:r>
-              <w:rPr>
-                <w:spacing w:val="-3"/>
-              </w:rPr>
-              <w:t xml:space="preserve"> </w:t>
-            </w:r>
-            <w:r>
-              <w:rPr>
-                <w:spacing w:val="-10"/>
-              </w:rPr>
-              <w:t>3</w:t>
-            </w:r>
-          </w:p>
-        </w:tc>
-        <w:tc>
-          <w:tcPr>
-            <w:tcW w:w="1619" w:type="dxa"/>
-            <w:tcBorders>
-              <w:top w:val="single" w:sz="4" w:space="0" w:color="auto"/>
-              <w:left w:val="nil"/>
-              <w:bottom w:val="single" w:sz="4" w:space="0" w:color="auto"/>
-              <w:right w:val="single" w:sz="4" w:space="0" w:color="auto"/>
-            </w:tcBorders>
-            <w:noWrap/>
-            <w:vAlign w:val="center"/>
-          </w:tcPr>
-          <w:p>
-            <w:pPr>
-              <w:rPr>
-                <w:rFonts w:cs="Arial"/>
-                <w:szCs w:val="20"/>
-              </w:rPr>
-            </w:pPr>
-          </w:p>
-        </w:tc>
-        <w:tc>
-          <w:tcPr>
-            <w:tcW w:w="1798" w:type="dxa"/>
-            <w:tcBorders>
-              <w:top w:val="single" w:sz="4" w:space="0" w:color="auto"/>
-              <w:left w:val="nil"/>
-              <w:bottom w:val="single" w:sz="4" w:space="0" w:color="auto"/>
-              <w:right w:val="single" w:sz="4" w:space="0" w:color="auto"/>
-            </w:tcBorders>
-            <w:noWrap/>
-            <w:vAlign w:val="center"/>
-          </w:tcPr>
-          <w:p>
-            <w:pPr>
-              <w:rPr>
-                <w:rFonts w:cs="Arial"/>
-                <w:szCs w:val="20"/>
-              </w:rPr>
-            </w:pPr>
-          </w:p>
-        </w:tc>
-        <w:tc>
-          <w:tcPr>
-            <w:tcW w:w="1623" w:type="dxa"/>
-            <w:tcBorders>
-              <w:top w:val="single" w:sz="4" w:space="0" w:color="auto"/>
-              <w:left w:val="nil"/>
-              <w:bottom w:val="single" w:sz="4" w:space="0" w:color="auto"/>
-              <w:right w:val="single" w:sz="4" w:space="0" w:color="auto"/>
-            </w:tcBorders>
-            <w:noWrap/>
-            <w:vAlign w:val="center"/>
           </w:tcPr>
           <w:p>
             <w:pPr>

--- a/IQOQDQ/OQ_HMI/Machine type/VI 10/View_SettingsView_V0154_30_MonAddOnCodeView.docx
+++ b/IQOQDQ/OQ_HMI/Machine type/VI 10/View_SettingsView_V0154_30_MonAddOnCodeView.docx
@@ -71,28 +71,7 @@
               <w:t>code\</w:t>
             </w:r>
             <w:r>
-              <w:t>Monitoring,</w:t>
-            </w:r>
-            <w:r>
-              <w:rPr>
-                <w:spacing w:val="-11"/>
-              </w:rPr>
-              <w:t xml:space="preserve"> </w:t>
-            </w:r>
-            <w:r>
-              <w:t>booklet</w:t>
-            </w:r>
-            <w:r>
-              <w:rPr>
-                <w:spacing w:val="-11"/>
-              </w:rPr>
-              <w:t xml:space="preserve"> </w:t>
-            </w:r>
-            <w:r>
-              <w:rPr>
-                <w:spacing w:val="-4"/>
-              </w:rPr>
-              <w:t>code</w:t>
+              <w:t>Settings</w:t>
             </w:r>
           </w:p>
         </w:tc>
